--- a/docs/publications/aan-training-program/AAN_Book_14_Module.docx
+++ b/docs/publications/aan-training-program/AAN_Book_14_Module.docx
@@ -562,13 +562,13 @@
           <w:b/>
           <w:sz w:val="22"/>
         </w:rPr>
-        <w:t>Back to:</w:t>
+        <w:t>Next:</w:t>
       </w:r>
       <w:r>
         <w:rPr>
           <w:sz w:val="22"/>
         </w:rPr>
-        <w:t xml:space="preserve"> Program charter</w:t>
+        <w:t xml:space="preserve"> Book 15 — Cybersecurity Training &amp; Awareness</w:t>
       </w:r>
     </w:p>
     <w:sectPr>

--- a/docs/publications/aan-training-program/AAN_Book_14_Module.docx
+++ b/docs/publications/aan-training-program/AAN_Book_14_Module.docx
@@ -10,7 +10,7 @@
         <w:rPr>
           <w:color w:val="0D1B2E"/>
         </w:rPr>
-        <w:t>Book 14 — PII Processing &amp; Transparency</w:t>
+        <w:t>Book 14 — Business Continuity</w:t>
       </w:r>
     </w:p>
     <w:p>
@@ -20,7 +20,7 @@
           <w:color w:val="5A5A5A"/>
           <w:sz w:val="24"/>
         </w:rPr>
-        <w:t>AAN module: the PT-family documentation layer — SORNs, consent, notice, and special-category handling</w:t>
+        <w:t>AAN module: the CP-2 contingency plan as artifact — BIA, recovery phases, and tested failover</w:t>
       </w:r>
     </w:p>
     <w:p>
@@ -47,7 +47,7 @@
         <w:rPr>
           <w:sz w:val="22"/>
         </w:rPr>
-        <w:t xml:space="preserve"> Book_14 PII Processing Transparency &lt;https://github.com/WhalerMike/uiao/blob/main/inbox/Application%20Aware%20Networking/Book_14_Federal_Application_Aware_Networking_PII_Processing_Transparency.qmd&gt; · </w:t>
+        <w:t xml:space="preserve"> Book_14 Business Continuity &lt;https://github.com/WhalerMike/uiao/blob/main/inbox/Application%20Aware%20Networking/Book_14_FedAAN_Business_Continuity.qmd&gt; · </w:t>
       </w:r>
       <w:r>
         <w:rPr>
@@ -60,7 +60,7 @@
         <w:rPr>
           <w:sz w:val="22"/>
         </w:rPr>
-        <w:t xml:space="preserve"> 5 — endpoint (KSI-PIY, CM-8 / IA-3) · </w:t>
+        <w:t xml:space="preserve"> 7 — continuity (KSI-RPL, CP-2 / CP-4) · </w:t>
       </w:r>
       <w:r>
         <w:rPr>
@@ -73,7 +73,7 @@
         <w:rPr>
           <w:sz w:val="22"/>
         </w:rPr>
-        <w:t xml:space="preserve"> A5, B6</w:t>
+        <w:t xml:space="preserve"> A7, B7</w:t>
       </w:r>
     </w:p>
     <w:p>
@@ -95,20 +95,20 @@
         <w:rPr>
           <w:sz w:val="22"/>
         </w:rPr>
-        <w:t xml:space="preserve">The PT-family documentation layer — templates for privacy program governance, legal authority, purpose limitation, consent, notice, and special-category handling — for GCC Moderate systems processing PII. Thesis: </w:t>
+        <w:t xml:space="preserve">Capable DR infrastructure (Books 01–13) does not satisfy CP-2 — </w:t>
       </w:r>
       <w:r>
         <w:rPr>
           <w:b/>
           <w:sz w:val="22"/>
         </w:rPr>
-        <w:t>PT controls convert statutory privacy obligations (Privacy Act 1974, E-Gov Act 2002) into auditable ATO artifacts</w:t>
+        <w:t>only a signed, distributed, tested Contingency Plan document does</w:t>
       </w:r>
       <w:r>
         <w:rPr>
           <w:sz w:val="22"/>
         </w:rPr>
-        <w:t>; without them, a PII-touching FedRAMP Moderate system carries a significant POA&amp;M gap.</w:t>
+        <w:t>. The book assembles the series' technical capabilities into a NIST SP 800-34 Rev 1 seven-section plan, anchored by a Business Impact Analysis, and closes the full CP family (CP-2 through CP-10) with testing and after-action artifacts.</w:t>
       </w:r>
     </w:p>
     <w:p>
@@ -130,7 +130,7 @@
         <w:rPr>
           <w:sz w:val="22"/>
         </w:rPr>
-        <w:t>Draft a Privacy Program Plan (PT-1) co-owned by SAOP and CISO with a defined oversight cadence.</w:t>
+        <w:t>Distinguish a DR runbook (the middle of a response) from a CP-2 Contingency Plan (activation, notification, sequencing, reconstitution) and explain why assessors write High findings absent the document.</w:t>
       </w:r>
     </w:p>
     <w:p>
@@ -141,7 +141,7 @@
         <w:rPr>
           <w:sz w:val="22"/>
         </w:rPr>
-        <w:t>Build a PT-2 legal authority matrix citing specific statutes per PII category, with retention and NIST 800-88 disposal.</w:t>
+        <w:t>Conduct a BIA producing MTD, RTO, RPO, and WRT per system via mission-owner interviews, transaction-rate analysis, and dependency mapping.</w:t>
       </w:r>
     </w:p>
     <w:p>
@@ -152,7 +152,7 @@
         <w:rPr>
           <w:sz w:val="22"/>
         </w:rPr>
-        <w:t>Determine when a SORN is required and execute the 40-day OMB/Congress comment and 30-day pre-collection Federal Register timeline.</w:t>
+        <w:t>Author all seven NIST SP 800-34 sections, including activation thresholds, a timed notification procedure, recovery priority ordering, and reconstitution/failback.</w:t>
       </w:r>
     </w:p>
     <w:p>
@@ -163,7 +163,7 @@
         <w:rPr>
           <w:sz w:val="22"/>
         </w:rPr>
-        <w:t>Distinguish statutory authority from consent-based collection and select the correct PT-4 consent pattern (opt-in checkbox, notice-at-collection, DSA).</w:t>
+        <w:t>Document CP-6 alternate storage across structured data (SQL AG async replica), unstructured data (M365 multi-geo), application binaries, and IaC/policy baselines.</w:t>
       </w:r>
     </w:p>
     <w:p>
@@ -174,7 +174,7 @@
         <w:rPr>
           <w:sz w:val="22"/>
         </w:rPr>
-        <w:t>Compose an OMB M-03-22 compliant privacy notice with all six required elements, published at a machine-accessible URL.</w:t>
+        <w:t>Document CP-7 alternate processing (secondary cloud region, tested-not-designed RTOs) and CP-8 telecom redundancy (SD-WAN MPLS + DIA dual underlay).</w:t>
       </w:r>
     </w:p>
     <w:p>
@@ -185,18 +185,7 @@
         <w:rPr>
           <w:sz w:val="22"/>
         </w:rPr>
-        <w:t>Apply PT-7 heightened protections (Purview labels, CMK encryption, access tiers, audit logging) to SSN, PHI, financial, and biometric data.</w:t>
-      </w:r>
-    </w:p>
-    <w:p>
-      <w:pPr>
-        <w:pStyle w:val="ListBullet"/>
-      </w:pPr>
-      <w:r>
-        <w:rPr>
-          <w:sz w:val="22"/>
-        </w:rPr>
-        <w:t>Document end-to-end PII data flows and reconcile them against Purview lineage scans.</w:t>
+        <w:t>Plan and facilitate a CP-4 tabletop exercise with injects, metrics, and a signed After-Action Report.</w:t>
       </w:r>
     </w:p>
     <w:p>
@@ -218,7 +207,7 @@
         <w:rPr>
           <w:sz w:val="22"/>
         </w:rPr>
-        <w:t>PT-1 PPP as the privacy parallel to PM-1's ISPP, sharing the AO approval chain.</w:t>
+        <w:t>"Technology without a plan fails CP-2" — the plan as artifact, not capability.</w:t>
       </w:r>
     </w:p>
     <w:p>
@@ -229,7 +218,7 @@
         <w:rPr>
           <w:sz w:val="22"/>
         </w:rPr>
-        <w:t>SORN workflow and the system-of-records trigger (retrieval by personal identifier).</w:t>
+        <w:t>BIA quartet: MTD &gt; RTO; RTO + WRT &lt; MTD; RPO as concrete transaction loss at peak.</w:t>
       </w:r>
     </w:p>
     <w:p>
@@ -240,7 +229,7 @@
         <w:rPr>
           <w:sz w:val="22"/>
         </w:rPr>
-        <w:t>Purpose specification matrix mapped to Purview custom attributes for automated enforcement.</w:t>
+        <w:t>Five recovery phases: Activation → Notification → Recovery → Validation → Reconstitution.</w:t>
       </w:r>
     </w:p>
     <w:p>
@@ -251,7 +240,7 @@
         <w:rPr>
           <w:sz w:val="22"/>
         </w:rPr>
-        <w:t>Consent mechanism matrix spanning citizen portal, Amazon Connect call recording, analytics cookies (OMB M-10-22), cross-agency DSAs, HR records.</w:t>
+        <w:t>Contingency Plan Coordinator (CPC) authority model with named alternate.</w:t>
       </w:r>
     </w:p>
     <w:p>
@@ -262,7 +251,7 @@
         <w:rPr>
           <w:sz w:val="22"/>
         </w:rPr>
-        <w:t>OMB M-17-12 SSN policy: truncation to last 4, collection minimization, breach triggers.</w:t>
+        <w:t>Dependency-driven recovery priority: network/DDI first, identity second, mission apps next.</w:t>
       </w:r>
     </w:p>
     <w:p>
@@ -273,7 +262,18 @@
         <w:rPr>
           <w:sz w:val="22"/>
         </w:rPr>
-        <w:t>Special-category control matrix with Purview auto-labeling; PII Data Flow Registry with four mandatory scenarios; PTA→PIA→SORN→ATO milestone chain.</w:t>
+        <w:t>CP-6(1)/CP-7(1) geographic separation: different region, not just availability zone.</w:t>
+      </w:r>
+    </w:p>
+    <w:p>
+      <w:pPr>
+        <w:pStyle w:val="ListBullet"/>
+      </w:pPr>
+      <w:r>
+        <w:rPr>
+          <w:sz w:val="22"/>
+        </w:rPr>
+        <w:t>Three-year test cycle: tabletop → functional failover → full recovery test.</w:t>
       </w:r>
     </w:p>
     <w:p>
@@ -284,7 +284,7 @@
         <w:rPr>
           <w:color w:val="0D1B2E"/>
         </w:rPr>
-        <w:t>Compliance milestone sequence</w:t>
+        <w:t>Implementation sequence</w:t>
       </w:r>
     </w:p>
     <w:p>
@@ -295,7 +295,7 @@
         <w:rPr>
           <w:sz w:val="22"/>
         </w:rPr>
-        <w:t>Privacy Threshold Analysis at system concept approval.</w:t>
+        <w:t>Inventory systems from the Book 08 SQL estate and Book 01 DDI dependency maps; scope the BIA.</w:t>
       </w:r>
     </w:p>
     <w:p>
@@ -306,7 +306,7 @@
         <w:rPr>
           <w:sz w:val="22"/>
         </w:rPr>
-        <w:t>PIA before design finalization; updated pre-go-live.</w:t>
+        <w:t>Run stakeholder interviews and transaction analysis; compile the BIA table with mission-owner sign-off.</w:t>
       </w:r>
     </w:p>
     <w:p>
@@ -317,7 +317,7 @@
         <w:rPr>
           <w:sz w:val="22"/>
         </w:rPr>
-        <w:t>SORN published ≥30 days before live PII collection.</w:t>
+        <w:t>Author the seven-section plan, referencing Books 01–13 runbooks as appendices rather than duplicating them.</w:t>
       </w:r>
     </w:p>
     <w:p>
@@ -328,7 +328,7 @@
         <w:rPr>
           <w:sz w:val="22"/>
         </w:rPr>
-        <w:t>PT-1 PPP and PT-2 authority matrix approved before ATO submission.</w:t>
+        <w:t>Document and validate CP-6 alternate storage (annual restore test) and CP-7 alternate processing (tested failover RTOs).</w:t>
       </w:r>
     </w:p>
     <w:p>
@@ -339,7 +339,7 @@
         <w:rPr>
           <w:sz w:val="22"/>
         </w:rPr>
-        <w:t>PT-3 purpose matrix completed with Purview attributes configured.</w:t>
+        <w:t>Document CP-8 circuit inventory, failover thresholds, priority-of-service provisions.</w:t>
       </w:r>
     </w:p>
     <w:p>
@@ -350,7 +350,7 @@
         <w:rPr>
           <w:sz w:val="22"/>
         </w:rPr>
-        <w:t>PT-5 notice published at a stable URL, recorded in the SSP.</w:t>
+        <w:t>Execute the tabletop with deliberate injects; record metrics.</w:t>
       </w:r>
     </w:p>
     <w:p>
@@ -361,18 +361,7 @@
         <w:rPr>
           <w:sz w:val="22"/>
         </w:rPr>
-        <w:t>Data-flow map with all four scenarios documented before ATO submission.</w:t>
-      </w:r>
-    </w:p>
-    <w:p>
-      <w:pPr>
-        <w:pStyle w:val="ListNumber"/>
-      </w:pPr>
-      <w:r>
-        <w:rPr>
-          <w:sz w:val="22"/>
-        </w:rPr>
-        <w:t>First annual privacy review with the 3PAO within 365 days of ATO.</w:t>
+        <w:t>Produce the signed AAR; plan updates within 30 days; annual cycle.</w:t>
       </w:r>
     </w:p>
     <w:p>
@@ -394,7 +383,7 @@
         <w:rPr>
           <w:sz w:val="22"/>
         </w:rPr>
-        <w:t>PT-1, PT-2, PT-3, PT-4, PT-5, PT-7 (6 controls); NIST SP 800-122, SP 800-88. FedRAMP 20x: indirect KSI coverage via KSI-PIY, KSI-DAT, KSI-IDM, KSI-CMT. OMB M-03-22, M-10-22, M-17-12, M-14-06, M-22-10, M-07-16, A-130; Privacy Act, E-Gov Act, HIPAA, GINA.</w:t>
+        <w:t>CP-2, CP-2(1), CP-2(8), CP-3, CP-4, CP-4(1), CP-6, CP-6(1), CP-7, CP-7(1), CP-7(3), CP-8, CP-8(1), CP-9, CP-10; AU-9 and IR-4 by cross-reference. NIST SP 800-34 Rev 1; FISMA; OMB A-130. FedRAMP 20x KSIs: backup and recovery; incident response and continuity.</w:t>
       </w:r>
     </w:p>
     <w:p>
@@ -416,7 +405,7 @@
         <w:rPr>
           <w:sz w:val="22"/>
         </w:rPr>
-        <w:t>Book 09 (Purview labeling, CMK, lineage) and Book 13 (governance structure, Privacy Officer role in the RACI). Basic Privacy Act/SORN literacy helps.</w:t>
+        <w:t>Explicitly the whole series: DDI Grid replication (01), SD-WAN dual underlay (02), break-glass identity (03, 07), SQL AG replicas (05–06), config backups (08), compliance exports (09), geo-redundant Sentinel logging (10). Facilitation and technical-writing skills matter as much as engineering here.</w:t>
       </w:r>
     </w:p>
     <w:p>
@@ -438,7 +427,7 @@
         <w:rPr>
           <w:sz w:val="22"/>
         </w:rPr>
-        <w:t>Complete the PT-2 matrix and draft a SORN registry entry for a mock citizen-portal system, flagging the missing-SORN POA&amp;M case.</w:t>
+        <w:t>Conduct a mock BIA interview; produce a signed BIA row (MTD/RTO/RPO/WRT plus dependencies) for a sample system.</w:t>
       </w:r>
     </w:p>
     <w:p>
@@ -449,7 +438,7 @@
         <w:rPr>
           <w:sz w:val="22"/>
         </w:rPr>
-        <w:t>Adapt the model Privacy Act Statement for a benefit-application form, writing both mandatory (SSN) and voluntary (email) disclosure blocks.</w:t>
+        <w:t>Run the book's 2-hour ransomware tabletop with its injects (absent CPC, wrong roster number, sync replica also compromised); complete the metrics table and AAR.</w:t>
       </w:r>
     </w:p>
     <w:p>
@@ -460,7 +449,7 @@
         <w:rPr>
           <w:sz w:val="22"/>
         </w:rPr>
-        <w:t>Populate the data-flow registry for the Amazon Connect scenario and diff it against a simulated Purview lineage export to find an undocumented flow.</w:t>
+        <w:t>Script the quarterly device-policy export to a secondary-region vault and perform the annual CP-6 restore-and-integrity test.</w:t>
       </w:r>
     </w:p>
     <w:p>
@@ -482,7 +471,7 @@
         <w:rPr>
           <w:sz w:val="22"/>
         </w:rPr>
-        <w:t>"General mission authority" is insufficient for PT-2 — every row needs a specific statutory citation.</w:t>
+        <w:t>Adjusting the MTD downward to match a convenient technical RTO — the MTD is a mission decision requiring mission-owner signature.</w:t>
       </w:r>
     </w:p>
     <w:p>
@@ -493,7 +482,7 @@
         <w:rPr>
           <w:sz w:val="22"/>
         </w:rPr>
-        <w:t>Pre-checked consent boxes are invalid; opt-in must be unchecked with voluntary-participation language.</w:t>
+        <w:t>Treating a wiki of runbooks as a Contingency Plan.</w:t>
       </w:r>
     </w:p>
     <w:p>
@@ -504,7 +493,7 @@
         <w:rPr>
           <w:sz w:val="22"/>
         </w:rPr>
-        <w:t>Undocumented flows found in Purview lineage but absent from the registry constitute potential unauthorized secondary use.</w:t>
+        <w:t>A replica in the same region (AZ-only separation) fails CP-6(1)/CP-7(1) geographic separation.</w:t>
       </w:r>
     </w:p>
     <w:p>
@@ -515,7 +504,7 @@
         <w:rPr>
           <w:sz w:val="22"/>
         </w:rPr>
-        <w:t>SORN timing is unforgiving: 30 days pre-collection Federal Register publication, or a POA&amp;M item — go-live without it is a Privacy Act violation risk.</w:t>
+        <w:t>Clean test results are a red flag — a zero-finding tabletop signals an inadequate scenario. Keep personal phone numbers out of the plan body.</w:t>
       </w:r>
     </w:p>
     <w:p>
@@ -537,7 +526,7 @@
         <w:rPr>
           <w:sz w:val="22"/>
         </w:rPr>
-        <w:t>IAPP (CIPP/US, CIPM), SC-401.</w:t>
+        <w:t>CISA Learning.</w:t>
       </w:r>
     </w:p>
     <w:p>
@@ -568,7 +557,7 @@
         <w:rPr>
           <w:sz w:val="22"/>
         </w:rPr>
-        <w:t xml:space="preserve"> Book 15 — Cybersecurity Training &amp; Awareness</w:t>
+        <w:t xml:space="preserve"> Book 15 — Supply Chain Risk Management</w:t>
       </w:r>
     </w:p>
     <w:sectPr>
